--- a/crates/format-docx/tests/fixtures/w14_paraid_word.docx
+++ b/crates/format-docx/tests/fixtures/w14_paraid_word.docx
@@ -42,7 +42,10 @@
         <w:t xml:space="preserve">after</w:t>
       </w:r>
     </w:p>
-    <w:sectPr/>
+    <w:sectPr>
+      <w:pgSz w:w="11906" w:h="16838"/>
+      <w:pgMar w:top="1440" w:right="1440" w:bottom="1440" w:left="1440" w:header="720" w:footer="720"/>
+    </w:sectPr>
   </w:body>
 </w:document>
 </file>